--- a/lab4/report/pre/LAB4_예비보고서.docx
+++ b/lab4/report/pre/LAB4_예비보고서.docx
@@ -1675,7 +1675,7 @@
                 <w:color w:val="222222"/>
                 <w:sz w:val="14"/>
               </w:rPr>
-              <w:t>master (보고서의 GitHub 주소가 가리키는 위치)</w:t>
+              <w:t>570f69c767bab29c345ae9782cacd9e60b9184b3 (보고서의 GitHub 주소가 가리키는 위치)</w:t>
             </w:r>
           </w:p>
         </w:tc>
@@ -1780,7 +1780,7 @@
             <w:u w:val="single"/>
             <w:sz w:val="14"/>
           </w:rPr>
-          <w:t xml:space="preserve">https://github.com/tae2yi/UOS_ece2/tree/master/lab4</w:t>
+          <w:t xml:space="preserve">https://github.com/tae2yi/UOS_ece2/tree/570f69c767bab29c345ae9782cacd9e60b9184b3/lab4</w:t>
         </w:r>
       </w:hyperlink>
     </w:p>
@@ -1827,7 +1827,7 @@
             <w:u w:val="single"/>
             <w:sz w:val="14"/>
           </w:rPr>
-          <w:t xml:space="preserve">https://github.com/tae2yi/UOS_ece2/blob/master/lab4/report/pre/logs/stm32_routine.diff</w:t>
+          <w:t xml:space="preserve">https://github.com/tae2yi/UOS_ece2/blob/570f69c767bab29c345ae9782cacd9e60b9184b3/lab4/report/pre/logs/stm32_routine.diff</w:t>
         </w:r>
       </w:hyperlink>
     </w:p>
@@ -3860,7 +3860,7 @@
             <w:u w:val="single"/>
             <w:sz w:val="14"/>
           </w:rPr>
-          <w:t xml:space="preserve">https://github.com/tae2yi/UOS_ece2/blob/master/lab4/stm32_lab/Core/Src/ece2_474_routine.c#L69-L93</w:t>
+          <w:t xml:space="preserve">https://github.com/tae2yi/UOS_ece2/blob/570f69c767bab29c345ae9782cacd9e60b9184b3/lab4/stm32_lab/Core/Src/ece2_474_routine.c#L69-L93</w:t>
         </w:r>
       </w:hyperlink>
     </w:p>
@@ -4569,7 +4569,7 @@
             <w:u w:val="single"/>
             <w:sz w:val="14"/>
           </w:rPr>
-          <w:t xml:space="preserve">https://github.com/tae2yi/UOS_ece2/blob/master/lab4/stm32_0_hostsim/results/task1_cycle.csv</w:t>
+          <w:t xml:space="preserve">https://github.com/tae2yi/UOS_ece2/blob/570f69c767bab29c345ae9782cacd9e60b9184b3/lab4/stm32_0_hostsim/results/task1_cycle.csv</w:t>
         </w:r>
       </w:hyperlink>
     </w:p>
@@ -5082,7 +5082,7 @@
             <w:u w:val="single"/>
             <w:sz w:val="14"/>
           </w:rPr>
-          <w:t xml:space="preserve">https://github.com/tae2yi/UOS_ece2/blob/master/lab4/stm32_0_hostsim/variants/task1_release_guard.c#L20-L31</w:t>
+          <w:t xml:space="preserve">https://github.com/tae2yi/UOS_ece2/blob/570f69c767bab29c345ae9782cacd9e60b9184b3/lab4/stm32_0_hostsim/variants/task1_release_guard.c#L20-L31</w:t>
         </w:r>
       </w:hyperlink>
     </w:p>
@@ -5255,7 +5255,7 @@
             <w:u w:val="single"/>
             <w:sz w:val="14"/>
           </w:rPr>
-          <w:t xml:space="preserve">https://github.com/tae2yi/UOS_ece2/blob/master/lab4/report/pre/logs/stm32_arm_build.txt</w:t>
+          <w:t xml:space="preserve">https://github.com/tae2yi/UOS_ece2/blob/570f69c767bab29c345ae9782cacd9e60b9184b3/lab4/report/pre/logs/stm32_arm_build.txt</w:t>
         </w:r>
       </w:hyperlink>
     </w:p>
@@ -6532,7 +6532,7 @@
             <w:u w:val="single"/>
             <w:sz w:val="14"/>
           </w:rPr>
-          <w:t xml:space="preserve">https://github.com/tae2yi/UOS_ece2/blob/master/lab4/stm32_lab/Core/Src/ece2_474_routine.c#L54-L64</w:t>
+          <w:t xml:space="preserve">https://github.com/tae2yi/UOS_ece2/blob/570f69c767bab29c345ae9782cacd9e60b9184b3/lab4/stm32_lab/Core/Src/ece2_474_routine.c#L54-L64</w:t>
         </w:r>
       </w:hyperlink>
     </w:p>
@@ -7450,7 +7450,7 @@
             <w:u w:val="single"/>
             <w:sz w:val="14"/>
           </w:rPr>
-          <w:t xml:space="preserve">https://github.com/tae2yi/UOS_ece2/tree/master/lab4/lab4_01_mult_4bit/src</w:t>
+          <w:t xml:space="preserve">https://github.com/tae2yi/UOS_ece2/tree/570f69c767bab29c345ae9782cacd9e60b9184b3/lab4/lab4_01_mult_4bit/src</w:t>
         </w:r>
       </w:hyperlink>
     </w:p>
@@ -8052,7 +8052,7 @@
             <w:u w:val="single"/>
             <w:sz w:val="14"/>
           </w:rPr>
-          <w:t xml:space="preserve">https://github.com/tae2yi/UOS_ece2/tree/master/lab4/report/pre/logs</w:t>
+          <w:t xml:space="preserve">https://github.com/tae2yi/UOS_ece2/tree/570f69c767bab29c345ae9782cacd9e60b9184b3/lab4/report/pre/logs</w:t>
         </w:r>
       </w:hyperlink>
     </w:p>
@@ -9550,7 +9550,7 @@
             <w:u w:val="single"/>
             <w:sz w:val="14"/>
           </w:rPr>
-          <w:t xml:space="preserve">https://github.com/tae2yi/UOS_ece2/blob/master/lab4/lab4_02_bcd_conv/src/bcd_to_binary.v</w:t>
+          <w:t xml:space="preserve">https://github.com/tae2yi/UOS_ece2/blob/570f69c767bab29c345ae9782cacd9e60b9184b3/lab4/lab4_02_bcd_conv/src/bcd_to_binary.v</w:t>
         </w:r>
       </w:hyperlink>
     </w:p>
@@ -11029,7 +11029,7 @@
             <w:u w:val="single"/>
             <w:sz w:val="14"/>
           </w:rPr>
-          <w:t xml:space="preserve">https://github.com/tae2yi/UOS_ece2/tree/master/lab4/report/pre/logs</w:t>
+          <w:t xml:space="preserve">https://github.com/tae2yi/UOS_ece2/tree/570f69c767bab29c345ae9782cacd9e60b9184b3/lab4/report/pre/logs</w:t>
         </w:r>
       </w:hyperlink>
     </w:p>
